--- a/Formato 05-01.docx
+++ b/Formato 05-01.docx
@@ -52,258 +52,6 @@
           <w:b/>
         </w:rPr>
       </w:pPr>
-      <w:r>
-        <w:rPr>
-          <w:noProof/>
-        </w:rPr>
-        <mc:AlternateContent>
-          <mc:Choice Requires="wps">
-            <w:drawing>
-              <wp:anchor distT="45720" distB="45720" distL="114300" distR="114300" simplePos="0" relativeHeight="251661312" behindDoc="0" locked="0" layoutInCell="1" allowOverlap="1" wp14:anchorId="3201F0C6" wp14:editId="702385A2">
-                <wp:simplePos x="0" y="0"/>
-                <wp:positionH relativeFrom="column">
-                  <wp:posOffset>1895475</wp:posOffset>
-                </wp:positionH>
-                <wp:positionV relativeFrom="paragraph">
-                  <wp:posOffset>101600</wp:posOffset>
-                </wp:positionV>
-                <wp:extent cx="4321175" cy="628650"/>
-                <wp:effectExtent l="0" t="0" r="0" b="0"/>
-                <wp:wrapSquare wrapText="bothSides"/>
-                <wp:docPr id="217" name="Cuadro de texto 2"/>
-                <wp:cNvGraphicFramePr>
-                  <a:graphicFrameLocks xmlns:a="http://schemas.openxmlformats.org/drawingml/2006/main"/>
-                </wp:cNvGraphicFramePr>
-                <a:graphic xmlns:a="http://schemas.openxmlformats.org/drawingml/2006/main">
-                  <a:graphicData uri="http://schemas.microsoft.com/office/word/2010/wordprocessingShape">
-                    <wps:wsp>
-                      <wps:cNvSpPr txBox="1">
-                        <a:spLocks noChangeArrowheads="1"/>
-                      </wps:cNvSpPr>
-                      <wps:spPr bwMode="auto">
-                        <a:xfrm>
-                          <a:off x="0" y="0"/>
-                          <a:ext cx="4321175" cy="628650"/>
-                        </a:xfrm>
-                        <a:prstGeom prst="rect">
-                          <a:avLst/>
-                        </a:prstGeom>
-                        <a:noFill/>
-                        <a:ln w="9525">
-                          <a:noFill/>
-                          <a:miter lim="800000"/>
-                          <a:headEnd/>
-                          <a:tailEnd/>
-                        </a:ln>
-                      </wps:spPr>
-                      <wps:txbx>
-                        <w:txbxContent>
-                          <w:p>
-                            <w:pPr>
-                              <w:jc w:val="right"/>
-                              <w:rPr>
-                                <w:b/>
-                                <w:bCs/>
-                                <w:sz w:val="16"/>
-                                <w:szCs w:val="16"/>
-                              </w:rPr>
-                            </w:pPr>
-                            <w:r>
-                              <w:rPr>
-                                <w:b/>
-                                <w:bCs/>
-                                <w:sz w:val="16"/>
-                                <w:szCs w:val="16"/>
-                              </w:rPr>
-                              <w:t>Tecnológico de Estudios Superiores de Chicoloapan</w:t>
-                            </w:r>
-                          </w:p>
-                          <w:p>
-                            <w:pPr>
-                              <w:jc w:val="right"/>
-                              <w:rPr>
-                                <w:sz w:val="16"/>
-                                <w:szCs w:val="16"/>
-                              </w:rPr>
-                            </w:pPr>
-                            <w:r>
-                              <w:rPr>
-                                <w:b/>
-                                <w:bCs/>
-                                <w:sz w:val="16"/>
-                                <w:szCs w:val="16"/>
-                              </w:rPr>
-                              <w:t>Dirección Genera</w:t>
-                            </w:r>
-                            <w:r>
-                              <w:rPr>
-                                <w:sz w:val="16"/>
-                                <w:szCs w:val="16"/>
-                              </w:rPr>
-                              <w:t>l</w:t>
-                            </w:r>
-                          </w:p>
-                          <w:p>
-                            <w:pPr>
-                              <w:jc w:val="right"/>
-                              <w:rPr>
-                                <w:sz w:val="16"/>
-                                <w:szCs w:val="16"/>
-                              </w:rPr>
-                            </w:pPr>
-                            <w:r>
-                              <w:rPr>
-                                <w:sz w:val="16"/>
-                                <w:szCs w:val="16"/>
-                              </w:rPr>
-                              <w:t>Subdirección de Planeación y Vinculación</w:t>
-                            </w:r>
-                          </w:p>
-                          <w:p>
-                            <w:pPr>
-                              <w:jc w:val="right"/>
-                              <w:rPr>
-                                <w:sz w:val="16"/>
-                                <w:szCs w:val="16"/>
-                              </w:rPr>
-                            </w:pPr>
-                            <w:r>
-                              <w:rPr>
-                                <w:sz w:val="16"/>
-                                <w:szCs w:val="16"/>
-                              </w:rPr>
-                              <w:t>Departamento de Vinculación</w:t>
-                            </w:r>
-                          </w:p>
-                          <w:p>
-                            <w:pPr>
-                              <w:jc w:val="right"/>
-                              <w:rPr>
-                                <w:sz w:val="16"/>
-                                <w:szCs w:val="16"/>
-                              </w:rPr>
-                            </w:pPr>
-                          </w:p>
-                        </w:txbxContent>
-                      </wps:txbx>
-                      <wps:bodyPr rot="0" vert="horz" wrap="square" lIns="91440" tIns="45720" rIns="91440" bIns="45720" anchor="t" anchorCtr="0">
-                        <a:noAutofit/>
-                      </wps:bodyPr>
-                    </wps:wsp>
-                  </a:graphicData>
-                </a:graphic>
-                <wp14:sizeRelH relativeFrom="margin">
-                  <wp14:pctWidth>0</wp14:pctWidth>
-                </wp14:sizeRelH>
-                <wp14:sizeRelV relativeFrom="margin">
-                  <wp14:pctHeight>0</wp14:pctHeight>
-                </wp14:sizeRelV>
-              </wp:anchor>
-            </w:drawing>
-          </mc:Choice>
-          <mc:Fallback>
-            <w:pict>
-              <v:shapetype w14:anchorId="3201F0C6" id="_x0000_t202" coordsize="21600,21600" o:spt="202" path="m,l,21600r21600,l21600,xe">
-                <v:stroke joinstyle="miter"/>
-                <v:path gradientshapeok="t" o:connecttype="rect"/>
-              </v:shapetype>
-              <v:shape id="Cuadro de texto 2" o:spid="_x0000_s1026" type="#_x0000_t202" style="position:absolute;left:0;text-align:left;margin-left:149.25pt;margin-top:8pt;width:340.25pt;height:49.5pt;z-index:251661312;visibility:visible;mso-wrap-style:square;mso-width-percent:0;mso-height-percent:0;mso-wrap-distance-left:9pt;mso-wrap-distance-top:3.6pt;mso-wrap-distance-right:9pt;mso-wrap-distance-bottom:3.6pt;mso-position-horizontal:absolute;mso-position-horizontal-relative:text;mso-position-vertical:absolute;mso-position-vertical-relative:text;mso-width-percent:0;mso-height-percent:0;mso-width-relative:margin;mso-height-relative:margin;v-text-anchor:top" o:gfxdata="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" filled="f" stroked="f">
-                <v:textbox>
-                  <w:txbxContent>
-                    <w:p>
-                      <w:pPr>
-                        <w:jc w:val="right"/>
-                        <w:rPr>
-                          <w:b/>
-                          <w:bCs/>
-                          <w:sz w:val="16"/>
-                          <w:szCs w:val="16"/>
-                        </w:rPr>
-                      </w:pPr>
-                      <w:r>
-                        <w:rPr>
-                          <w:b/>
-                          <w:bCs/>
-                          <w:sz w:val="16"/>
-                          <w:szCs w:val="16"/>
-                        </w:rPr>
-                        <w:t>Tecnológico de Estudios Superiores de Chicoloapan</w:t>
-                      </w:r>
-                    </w:p>
-                    <w:p>
-                      <w:pPr>
-                        <w:jc w:val="right"/>
-                        <w:rPr>
-                          <w:sz w:val="16"/>
-                          <w:szCs w:val="16"/>
-                        </w:rPr>
-                      </w:pPr>
-                      <w:r>
-                        <w:rPr>
-                          <w:b/>
-                          <w:bCs/>
-                          <w:sz w:val="16"/>
-                          <w:szCs w:val="16"/>
-                        </w:rPr>
-                        <w:t>Dirección Genera</w:t>
-                      </w:r>
-                      <w:r>
-                        <w:rPr>
-                          <w:sz w:val="16"/>
-                          <w:szCs w:val="16"/>
-                        </w:rPr>
-                        <w:t>l</w:t>
-                      </w:r>
-                    </w:p>
-                    <w:p>
-                      <w:pPr>
-                        <w:jc w:val="right"/>
-                        <w:rPr>
-                          <w:sz w:val="16"/>
-                          <w:szCs w:val="16"/>
-                        </w:rPr>
-                      </w:pPr>
-                      <w:r>
-                        <w:rPr>
-                          <w:sz w:val="16"/>
-                          <w:szCs w:val="16"/>
-                        </w:rPr>
-                        <w:t>Subdirección de Planeación y Vinculación</w:t>
-                      </w:r>
-                    </w:p>
-                    <w:p>
-                      <w:pPr>
-                        <w:jc w:val="right"/>
-                        <w:rPr>
-                          <w:sz w:val="16"/>
-                          <w:szCs w:val="16"/>
-                        </w:rPr>
-                      </w:pPr>
-                      <w:r>
-                        <w:rPr>
-                          <w:sz w:val="16"/>
-                          <w:szCs w:val="16"/>
-                        </w:rPr>
-                        <w:t>Departamento de Vinculación</w:t>
-                      </w:r>
-                    </w:p>
-                    <w:p>
-                      <w:pPr>
-                        <w:jc w:val="right"/>
-                        <w:rPr>
-                          <w:sz w:val="16"/>
-                          <w:szCs w:val="16"/>
-                        </w:rPr>
-                      </w:pPr>
-                    </w:p>
-                  </w:txbxContent>
-                </v:textbox>
-                <w10:wrap type="square"/>
-              </v:shape>
-            </w:pict>
-          </mc:Fallback>
-        </mc:AlternateContent>
-      </w:r>
     </w:p>
     <w:p>
       <w:pPr>
@@ -1050,148 +798,69 @@
                 <w:b/>
               </w:rPr>
             </w:pPr>
-            <w:r>
+          </w:p>
+          <w:p>
+            <w:pPr>
+              <w:jc w:val="center"/>
               <w:rPr>
                 <w:rFonts w:ascii="Soberana Sans" w:hAnsi="Soberana Sans"/>
                 <w:b/>
-                <w:noProof/>
               </w:rPr>
-              <mc:AlternateContent>
-                <mc:Choice Requires="wps">
-                  <w:drawing>
-                    <wp:anchor distT="45720" distB="45720" distL="114300" distR="114300" simplePos="0" relativeHeight="251659264" behindDoc="0" locked="0" layoutInCell="1" allowOverlap="1" wp14:anchorId="6FE62CDF" wp14:editId="6C5456CD">
-                      <wp:simplePos x="0" y="0"/>
-                      <wp:positionH relativeFrom="column">
-                        <wp:posOffset>-44450</wp:posOffset>
-                      </wp:positionH>
-                      <wp:positionV relativeFrom="paragraph">
-                        <wp:posOffset>182245</wp:posOffset>
-                      </wp:positionV>
-                      <wp:extent cx="1247775" cy="828675"/>
-                      <wp:effectExtent l="0" t="0" r="28575" b="28575"/>
-                      <wp:wrapSquare wrapText="bothSides"/>
-                      <wp:docPr id="1746340247" name="Cuadro de texto 2"/>
-                      <wp:cNvGraphicFramePr>
-                        <a:graphicFrameLocks xmlns:a="http://schemas.openxmlformats.org/drawingml/2006/main"/>
-                      </wp:cNvGraphicFramePr>
-                      <a:graphic xmlns:a="http://schemas.openxmlformats.org/drawingml/2006/main">
-                        <a:graphicData uri="http://schemas.microsoft.com/office/word/2010/wordprocessingShape">
-                          <wps:wsp>
-                            <wps:cNvSpPr txBox="1">
-                              <a:spLocks noChangeArrowheads="1"/>
-                            </wps:cNvSpPr>
-                            <wps:spPr bwMode="auto">
-                              <a:xfrm>
-                                <a:off x="0" y="0"/>
-                                <a:ext cx="1247775" cy="828675"/>
-                              </a:xfrm>
-                              <a:prstGeom prst="rect">
-                                <a:avLst/>
-                              </a:prstGeom>
-                              <a:solidFill>
-                                <a:srgbClr val="FFFFFF"/>
-                              </a:solidFill>
-                              <a:ln w="9525">
-                                <a:solidFill>
-                                  <a:srgbClr val="000000"/>
-                                </a:solidFill>
-                                <a:miter lim="800000"/>
-                                <a:headEnd/>
-                                <a:tailEnd/>
-                              </a:ln>
-                            </wps:spPr>
-                            <wps:txbx>
-                              <w:txbxContent>
-                                <w:p>
-                                  <w:pPr>
-                                    <w:jc w:val="center"/>
-                                    <w:rPr>
-                                      <w:rFonts w:ascii="Arial" w:hAnsi="Arial" w:cs="Arial"/>
-                                    </w:rPr>
-                                  </w:pPr>
-                                </w:p>
-                                <w:p>
-                                  <w:pPr>
-                                    <w:jc w:val="center"/>
-                                    <w:rPr>
-                                      <w:rFonts w:ascii="Arial" w:hAnsi="Arial" w:cs="Arial"/>
-                                    </w:rPr>
-                                  </w:pPr>
-                                </w:p>
-                                <w:p>
-                                  <w:pPr>
-                                    <w:jc w:val="center"/>
-                                    <w:rPr>
-                                      <w:rFonts w:ascii="Arial" w:hAnsi="Arial" w:cs="Arial"/>
-                                    </w:rPr>
-                                  </w:pPr>
-                                  <w:r>
-                                    <w:rPr>
-                                      <w:rFonts w:ascii="Arial" w:hAnsi="Arial" w:cs="Arial"/>
-                                    </w:rPr>
-                                    <w:t>SELLO</w:t>
-                                  </w:r>
-                                </w:p>
-                              </w:txbxContent>
-                            </wps:txbx>
-                            <wps:bodyPr rot="0" vert="horz" wrap="square" lIns="91440" tIns="45720" rIns="91440" bIns="45720" anchor="t" anchorCtr="0">
-                              <a:noAutofit/>
-                            </wps:bodyPr>
-                          </wps:wsp>
-                        </a:graphicData>
-                      </a:graphic>
-                      <wp14:sizeRelH relativeFrom="margin">
-                        <wp14:pctWidth>0</wp14:pctWidth>
-                      </wp14:sizeRelH>
-                      <wp14:sizeRelV relativeFrom="margin">
-                        <wp14:pctHeight>0</wp14:pctHeight>
-                      </wp14:sizeRelV>
-                    </wp:anchor>
-                  </w:drawing>
-                </mc:Choice>
-                <mc:Fallback>
-                  <w:pict>
-                    <v:shape w14:anchorId="6FE62CDF" id="_x0000_s1027" type="#_x0000_t202" style="position:absolute;left:0;text-align:left;margin-left:-3.5pt;margin-top:14.35pt;width:98.25pt;height:65.25pt;z-index:251659264;visibility:visible;mso-wrap-style:square;mso-width-percent:0;mso-height-percent:0;mso-wrap-distance-left:9pt;mso-wrap-distance-top:3.6pt;mso-wrap-distance-right:9pt;mso-wrap-distance-bottom:3.6pt;mso-position-horizontal:absolute;mso-position-horizontal-relative:text;mso-position-vertical:absolute;mso-position-vertical-relative:text;mso-width-percent:0;mso-height-percent:0;mso-width-relative:margin;mso-height-relative:margin;v-text-anchor:top" o:gfxdata="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">
-                      <v:textbox>
-                        <w:txbxContent>
-                          <w:p>
-                            <w:pPr>
-                              <w:jc w:val="center"/>
-                              <w:rPr>
-                                <w:rFonts w:ascii="Arial" w:hAnsi="Arial" w:cs="Arial"/>
-                              </w:rPr>
-                            </w:pPr>
-                          </w:p>
-                          <w:p>
-                            <w:pPr>
-                              <w:jc w:val="center"/>
-                              <w:rPr>
-                                <w:rFonts w:ascii="Arial" w:hAnsi="Arial" w:cs="Arial"/>
-                              </w:rPr>
-                            </w:pPr>
-                          </w:p>
-                          <w:p>
-                            <w:pPr>
-                              <w:jc w:val="center"/>
-                              <w:rPr>
-                                <w:rFonts w:ascii="Arial" w:hAnsi="Arial" w:cs="Arial"/>
-                              </w:rPr>
-                            </w:pPr>
-                            <w:r>
-                              <w:rPr>
-                                <w:rFonts w:ascii="Arial" w:hAnsi="Arial" w:cs="Arial"/>
-                              </w:rPr>
-                              <w:t>SELLO</w:t>
-                            </w:r>
-                          </w:p>
-                        </w:txbxContent>
-                      </v:textbox>
-                      <w10:wrap type="square"/>
-                    </v:shape>
-                  </w:pict>
-                </mc:Fallback>
-              </mc:AlternateContent>
-            </w:r>
+            </w:pPr>
+          </w:p>
+          <w:p>
+            <w:pPr>
+              <w:jc w:val="center"/>
+              <w:rPr>
+                <w:rFonts w:ascii="Soberana Sans" w:hAnsi="Soberana Sans"/>
+                <w:b/>
+              </w:rPr>
+            </w:pPr>
+          </w:p>
+          <w:p>
+            <w:pPr>
+              <w:jc w:val="center"/>
+              <w:rPr>
+                <w:rFonts w:ascii="Soberana Sans" w:hAnsi="Soberana Sans"/>
+                <w:b/>
+              </w:rPr>
+            </w:pPr>
+          </w:p>
+          <w:p>
+            <w:pPr>
+              <w:jc w:val="center"/>
+              <w:rPr>
+                <w:rFonts w:ascii="Soberana Sans" w:hAnsi="Soberana Sans"/>
+                <w:b/>
+              </w:rPr>
+            </w:pPr>
+          </w:p>
+          <w:p>
+            <w:pPr>
+              <w:jc w:val="center"/>
+              <w:rPr>
+                <w:rFonts w:ascii="Soberana Sans" w:hAnsi="Soberana Sans"/>
+                <w:b/>
+              </w:rPr>
+            </w:pPr>
+          </w:p>
+          <w:p>
+            <w:pPr>
+              <w:jc w:val="center"/>
+              <w:rPr>
+                <w:rFonts w:ascii="Soberana Sans" w:hAnsi="Soberana Sans"/>
+                <w:b/>
+              </w:rPr>
+            </w:pPr>
+          </w:p>
+          <w:p>
+            <w:pPr>
+              <w:jc w:val="center"/>
+              <w:rPr>
+                <w:rFonts w:ascii="Soberana Sans" w:hAnsi="Soberana Sans"/>
+                <w:b/>
+              </w:rPr>
+            </w:pPr>
           </w:p>
         </w:tc>
         <w:tc>
@@ -1667,7 +1336,7 @@
               <v:stroke joinstyle="miter"/>
               <v:path gradientshapeok="t" o:connecttype="rect"/>
             </v:shapetype>
-            <v:shape id="Cuadro de texto 19" o:spid="_x0000_s1028" type="#_x0000_t202" style="position:absolute;margin-left:0;margin-top:-3.2pt;width:411pt;height:27.75pt;z-index:251661312;visibility:visible;mso-wrap-style:square;mso-wrap-distance-left:9pt;mso-wrap-distance-top:0;mso-wrap-distance-right:9pt;mso-wrap-distance-bottom:0;mso-position-horizontal:center;mso-position-horizontal-relative:margin;mso-position-vertical:absolute;mso-position-vertical-relative:text;v-text-anchor:top" o:gfxdata="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" fillcolor="white [3212]" strokecolor="white [3212]" strokeweight=".5pt">
+            <v:shape id="Cuadro de texto 19" o:spid="_x0000_s1027" type="#_x0000_t202" style="position:absolute;margin-left:0;margin-top:-3.2pt;width:411pt;height:27.75pt;z-index:251661312;visibility:visible;mso-wrap-style:square;mso-wrap-distance-left:9pt;mso-wrap-distance-top:0;mso-wrap-distance-right:9pt;mso-wrap-distance-bottom:0;mso-position-horizontal:center;mso-position-horizontal-relative:margin;mso-position-vertical:absolute;mso-position-vertical-relative:text;v-text-anchor:top" o:gfxdata="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" fillcolor="white [3212]" strokecolor="white [3212]" strokeweight=".5pt">
               <v:textbox>
                 <w:txbxContent>
                   <w:p>
@@ -1864,7 +1533,7 @@
         <w:lang w:val="es-419" w:eastAsia="es-419"/>
       </w:rPr>
       <w:drawing>
-        <wp:anchor distT="0" distB="0" distL="114300" distR="114300" simplePos="0" relativeHeight="251660288" behindDoc="0" locked="0" layoutInCell="1" allowOverlap="1" wp14:anchorId="05C3E5C5" wp14:editId="47526E9D">
+        <wp:anchor distT="0" distB="0" distL="114300" distR="114300" simplePos="0" relativeHeight="251660288" behindDoc="0" locked="0" layoutInCell="1" allowOverlap="1" wp14:anchorId="05C3E5C5" wp14:editId="6D5D9617">
           <wp:simplePos x="0" y="0"/>
           <wp:positionH relativeFrom="column">
             <wp:posOffset>-908685</wp:posOffset>
@@ -1930,7 +1599,7 @@
         <w:lang w:val="es-419" w:eastAsia="es-419"/>
       </w:rPr>
       <w:drawing>
-        <wp:anchor distT="0" distB="0" distL="114300" distR="114300" simplePos="0" relativeHeight="251659264" behindDoc="1" locked="0" layoutInCell="1" allowOverlap="1" wp14:anchorId="406A51C8" wp14:editId="594B40A2">
+        <wp:anchor distT="0" distB="0" distL="114300" distR="114300" simplePos="0" relativeHeight="251659264" behindDoc="1" locked="0" layoutInCell="1" allowOverlap="1" wp14:anchorId="406A51C8" wp14:editId="65A87B15">
           <wp:simplePos x="0" y="0"/>
           <wp:positionH relativeFrom="margin">
             <wp:align>center</wp:align>
@@ -1997,6 +1666,257 @@
     <w:pPr>
       <w:pStyle w:val="Encabezado"/>
     </w:pPr>
+    <w:r>
+      <w:rPr>
+        <w:noProof/>
+      </w:rPr>
+      <mc:AlternateContent>
+        <mc:Choice Requires="wps">
+          <w:drawing>
+            <wp:anchor distT="45720" distB="45720" distL="114300" distR="114300" simplePos="0" relativeHeight="251663360" behindDoc="0" locked="0" layoutInCell="1" allowOverlap="1" wp14:anchorId="776FF540" wp14:editId="5E394356">
+              <wp:simplePos x="0" y="0"/>
+              <wp:positionH relativeFrom="column">
+                <wp:posOffset>1891665</wp:posOffset>
+              </wp:positionH>
+              <wp:positionV relativeFrom="paragraph">
+                <wp:posOffset>1035685</wp:posOffset>
+              </wp:positionV>
+              <wp:extent cx="4321175" cy="628650"/>
+              <wp:effectExtent l="0" t="0" r="0" b="0"/>
+              <wp:wrapNone/>
+              <wp:docPr id="755338830" name="Cuadro de texto 2"/>
+              <wp:cNvGraphicFramePr>
+                <a:graphicFrameLocks xmlns:a="http://schemas.openxmlformats.org/drawingml/2006/main"/>
+              </wp:cNvGraphicFramePr>
+              <a:graphic xmlns:a="http://schemas.openxmlformats.org/drawingml/2006/main">
+                <a:graphicData uri="http://schemas.microsoft.com/office/word/2010/wordprocessingShape">
+                  <wps:wsp>
+                    <wps:cNvSpPr txBox="1">
+                      <a:spLocks noChangeArrowheads="1"/>
+                    </wps:cNvSpPr>
+                    <wps:spPr bwMode="auto">
+                      <a:xfrm>
+                        <a:off x="0" y="0"/>
+                        <a:ext cx="4321175" cy="628650"/>
+                      </a:xfrm>
+                      <a:prstGeom prst="rect">
+                        <a:avLst/>
+                      </a:prstGeom>
+                      <a:noFill/>
+                      <a:ln w="9525">
+                        <a:noFill/>
+                        <a:miter lim="800000"/>
+                        <a:headEnd/>
+                        <a:tailEnd/>
+                      </a:ln>
+                    </wps:spPr>
+                    <wps:txbx>
+                      <w:txbxContent>
+                        <w:p>
+                          <w:pPr>
+                            <w:jc w:val="right"/>
+                            <w:rPr>
+                              <w:b/>
+                              <w:bCs/>
+                              <w:sz w:val="16"/>
+                              <w:szCs w:val="16"/>
+                            </w:rPr>
+                          </w:pPr>
+                          <w:r>
+                            <w:rPr>
+                              <w:b/>
+                              <w:bCs/>
+                              <w:sz w:val="16"/>
+                              <w:szCs w:val="16"/>
+                            </w:rPr>
+                            <w:t>Tecnológico de Estudios Superiores de Chicoloapan</w:t>
+                          </w:r>
+                        </w:p>
+                        <w:p>
+                          <w:pPr>
+                            <w:jc w:val="right"/>
+                            <w:rPr>
+                              <w:sz w:val="16"/>
+                              <w:szCs w:val="16"/>
+                            </w:rPr>
+                          </w:pPr>
+                          <w:r>
+                            <w:rPr>
+                              <w:b/>
+                              <w:bCs/>
+                              <w:sz w:val="16"/>
+                              <w:szCs w:val="16"/>
+                            </w:rPr>
+                            <w:t>Dirección Genera</w:t>
+                          </w:r>
+                          <w:r>
+                            <w:rPr>
+                              <w:sz w:val="16"/>
+                              <w:szCs w:val="16"/>
+                            </w:rPr>
+                            <w:t>l</w:t>
+                          </w:r>
+                        </w:p>
+                        <w:p>
+                          <w:pPr>
+                            <w:jc w:val="right"/>
+                            <w:rPr>
+                              <w:sz w:val="16"/>
+                              <w:szCs w:val="16"/>
+                            </w:rPr>
+                          </w:pPr>
+                          <w:r>
+                            <w:rPr>
+                              <w:sz w:val="16"/>
+                              <w:szCs w:val="16"/>
+                            </w:rPr>
+                            <w:t>Subdirección de Planeación y Vinculación</w:t>
+                          </w:r>
+                        </w:p>
+                        <w:p>
+                          <w:pPr>
+                            <w:jc w:val="right"/>
+                            <w:rPr>
+                              <w:sz w:val="16"/>
+                              <w:szCs w:val="16"/>
+                            </w:rPr>
+                          </w:pPr>
+                          <w:r>
+                            <w:rPr>
+                              <w:sz w:val="16"/>
+                              <w:szCs w:val="16"/>
+                            </w:rPr>
+                            <w:t>Departamento de Vinculación</w:t>
+                          </w:r>
+                        </w:p>
+                        <w:p>
+                          <w:pPr>
+                            <w:jc w:val="right"/>
+                            <w:rPr>
+                              <w:sz w:val="16"/>
+                              <w:szCs w:val="16"/>
+                            </w:rPr>
+                          </w:pPr>
+                        </w:p>
+                      </w:txbxContent>
+                    </wps:txbx>
+                    <wps:bodyPr rot="0" vert="horz" wrap="square" lIns="91440" tIns="45720" rIns="91440" bIns="45720" anchor="t" anchorCtr="0">
+                      <a:noAutofit/>
+                    </wps:bodyPr>
+                  </wps:wsp>
+                </a:graphicData>
+              </a:graphic>
+              <wp14:sizeRelH relativeFrom="margin">
+                <wp14:pctWidth>0</wp14:pctWidth>
+              </wp14:sizeRelH>
+              <wp14:sizeRelV relativeFrom="margin">
+                <wp14:pctHeight>0</wp14:pctHeight>
+              </wp14:sizeRelV>
+            </wp:anchor>
+          </w:drawing>
+        </mc:Choice>
+        <mc:Fallback>
+          <w:pict>
+            <v:shapetype w14:anchorId="776FF540" id="_x0000_t202" coordsize="21600,21600" o:spt="202" path="m,l,21600r21600,l21600,xe">
+              <v:stroke joinstyle="miter"/>
+              <v:path gradientshapeok="t" o:connecttype="rect"/>
+            </v:shapetype>
+            <v:shape id="Cuadro de texto 2" o:spid="_x0000_s1026" type="#_x0000_t202" style="position:absolute;margin-left:148.95pt;margin-top:81.55pt;width:340.25pt;height:49.5pt;z-index:251663360;visibility:visible;mso-wrap-style:square;mso-width-percent:0;mso-height-percent:0;mso-wrap-distance-left:9pt;mso-wrap-distance-top:3.6pt;mso-wrap-distance-right:9pt;mso-wrap-distance-bottom:3.6pt;mso-position-horizontal:absolute;mso-position-horizontal-relative:text;mso-position-vertical:absolute;mso-position-vertical-relative:text;mso-width-percent:0;mso-height-percent:0;mso-width-relative:margin;mso-height-relative:margin;v-text-anchor:top" o:gfxdata="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" filled="f" stroked="f">
+              <v:textbox>
+                <w:txbxContent>
+                  <w:p>
+                    <w:pPr>
+                      <w:jc w:val="right"/>
+                      <w:rPr>
+                        <w:b/>
+                        <w:bCs/>
+                        <w:sz w:val="16"/>
+                        <w:szCs w:val="16"/>
+                      </w:rPr>
+                    </w:pPr>
+                    <w:r>
+                      <w:rPr>
+                        <w:b/>
+                        <w:bCs/>
+                        <w:sz w:val="16"/>
+                        <w:szCs w:val="16"/>
+                      </w:rPr>
+                      <w:t>Tecnológico de Estudios Superiores de Chicoloapan</w:t>
+                    </w:r>
+                  </w:p>
+                  <w:p>
+                    <w:pPr>
+                      <w:jc w:val="right"/>
+                      <w:rPr>
+                        <w:sz w:val="16"/>
+                        <w:szCs w:val="16"/>
+                      </w:rPr>
+                    </w:pPr>
+                    <w:r>
+                      <w:rPr>
+                        <w:b/>
+                        <w:bCs/>
+                        <w:sz w:val="16"/>
+                        <w:szCs w:val="16"/>
+                      </w:rPr>
+                      <w:t>Dirección Genera</w:t>
+                    </w:r>
+                    <w:r>
+                      <w:rPr>
+                        <w:sz w:val="16"/>
+                        <w:szCs w:val="16"/>
+                      </w:rPr>
+                      <w:t>l</w:t>
+                    </w:r>
+                  </w:p>
+                  <w:p>
+                    <w:pPr>
+                      <w:jc w:val="right"/>
+                      <w:rPr>
+                        <w:sz w:val="16"/>
+                        <w:szCs w:val="16"/>
+                      </w:rPr>
+                    </w:pPr>
+                    <w:r>
+                      <w:rPr>
+                        <w:sz w:val="16"/>
+                        <w:szCs w:val="16"/>
+                      </w:rPr>
+                      <w:t>Subdirección de Planeación y Vinculación</w:t>
+                    </w:r>
+                  </w:p>
+                  <w:p>
+                    <w:pPr>
+                      <w:jc w:val="right"/>
+                      <w:rPr>
+                        <w:sz w:val="16"/>
+                        <w:szCs w:val="16"/>
+                      </w:rPr>
+                    </w:pPr>
+                    <w:r>
+                      <w:rPr>
+                        <w:sz w:val="16"/>
+                        <w:szCs w:val="16"/>
+                      </w:rPr>
+                      <w:t>Departamento de Vinculación</w:t>
+                    </w:r>
+                  </w:p>
+                  <w:p>
+                    <w:pPr>
+                      <w:jc w:val="right"/>
+                      <w:rPr>
+                        <w:sz w:val="16"/>
+                        <w:szCs w:val="16"/>
+                      </w:rPr>
+                    </w:pPr>
+                  </w:p>
+                </w:txbxContent>
+              </v:textbox>
+            </v:shape>
+          </w:pict>
+        </mc:Fallback>
+      </mc:AlternateContent>
+    </w:r>
   </w:p>
 </w:hdr>
 </file>

--- a/Formato 05-01.docx
+++ b/Formato 05-01.docx
@@ -383,23 +383,13 @@
         <w:t xml:space="preserve"> {{</w:t>
       </w:r>
       <w:proofErr w:type="spellStart"/>
-      <w:proofErr w:type="gramStart"/>
-      <w:r>
-        <w:rPr>
-          <w:rFonts w:ascii="Soberana Sans" w:hAnsi="Soberana Sans"/>
-          <w:b/>
-          <w:bCs/>
-        </w:rPr>
-        <w:t>a.nombre</w:t>
-      </w:r>
-      <w:proofErr w:type="gramEnd"/>
-      <w:r>
-        <w:rPr>
-          <w:rFonts w:ascii="Soberana Sans" w:hAnsi="Soberana Sans"/>
-          <w:b/>
-          <w:bCs/>
-        </w:rPr>
-        <w:t>_estudiante</w:t>
+      <w:r>
+        <w:rPr>
+          <w:rFonts w:ascii="Soberana Sans" w:hAnsi="Soberana Sans"/>
+          <w:b/>
+          <w:bCs/>
+        </w:rPr>
+        <w:t>a.nombre_estudiante</w:t>
       </w:r>
       <w:proofErr w:type="spellEnd"/>
       <w:r>
@@ -431,7 +421,6 @@
         <w:t>{{</w:t>
       </w:r>
       <w:proofErr w:type="spellStart"/>
-      <w:proofErr w:type="gramStart"/>
       <w:r>
         <w:rPr>
           <w:rFonts w:ascii="Soberana Sans" w:hAnsi="Soberana Sans"/>
@@ -449,7 +438,6 @@
         <w:t>matricula</w:t>
       </w:r>
       <w:proofErr w:type="spellEnd"/>
-      <w:proofErr w:type="gramEnd"/>
       <w:r>
         <w:rPr>
           <w:rFonts w:ascii="Soberana Sans" w:hAnsi="Soberana Sans"/>
@@ -485,7 +473,6 @@
         <w:t>{{</w:t>
       </w:r>
       <w:proofErr w:type="spellStart"/>
-      <w:proofErr w:type="gramStart"/>
       <w:r>
         <w:rPr>
           <w:rFonts w:ascii="Soberana Sans" w:hAnsi="Soberana Sans"/>
@@ -503,7 +490,6 @@
         <w:t>carrera</w:t>
       </w:r>
       <w:proofErr w:type="spellEnd"/>
-      <w:proofErr w:type="gramEnd"/>
       <w:r>
         <w:rPr>
           <w:rFonts w:ascii="Soberana Sans" w:hAnsi="Soberana Sans"/>
@@ -529,7 +515,19 @@
         <w:rPr>
           <w:rFonts w:ascii="Soberana Sans" w:hAnsi="Soberana Sans"/>
         </w:rPr>
-        <w:t xml:space="preserve">ha cumplido su actividad Cultural con el nivel de desempeño </w:t>
+        <w:t>ha cumplido su actividad Cultural</w:t>
+      </w:r>
+      <w:r>
+        <w:rPr>
+          <w:rFonts w:ascii="Soberana Sans" w:hAnsi="Soberana Sans"/>
+        </w:rPr>
+        <w:t xml:space="preserve"> y/o Deportiva</w:t>
+      </w:r>
+      <w:r>
+        <w:rPr>
+          <w:rFonts w:ascii="Soberana Sans" w:hAnsi="Soberana Sans"/>
+        </w:rPr>
+        <w:t xml:space="preserve"> con el nivel de desempeño </w:t>
       </w:r>
       <w:r>
         <w:rPr>
@@ -540,7 +538,6 @@
         <w:t>{{</w:t>
       </w:r>
       <w:proofErr w:type="spellStart"/>
-      <w:proofErr w:type="gramStart"/>
       <w:r>
         <w:rPr>
           <w:rFonts w:ascii="Soberana Sans" w:hAnsi="Soberana Sans"/>
@@ -558,7 +555,6 @@
         <w:t>nivel</w:t>
       </w:r>
       <w:proofErr w:type="spellEnd"/>
-      <w:proofErr w:type="gramEnd"/>
       <w:r>
         <w:rPr>
           <w:rFonts w:ascii="Soberana Sans" w:hAnsi="Soberana Sans"/>
@@ -582,7 +578,6 @@
         <w:t>{{</w:t>
       </w:r>
       <w:proofErr w:type="spellStart"/>
-      <w:proofErr w:type="gramStart"/>
       <w:r>
         <w:rPr>
           <w:rFonts w:ascii="Soberana Sans" w:hAnsi="Soberana Sans"/>
@@ -600,7 +595,6 @@
         <w:t>promedio</w:t>
       </w:r>
       <w:proofErr w:type="spellEnd"/>
-      <w:proofErr w:type="gramEnd"/>
       <w:r>
         <w:rPr>
           <w:rFonts w:ascii="Soberana Sans" w:hAnsi="Soberana Sans"/>
@@ -623,7 +617,6 @@
         </w:rPr>
         <w:t>{{</w:t>
       </w:r>
-      <w:proofErr w:type="gramStart"/>
       <w:r>
         <w:rPr>
           <w:rFonts w:ascii="Soberana Sans" w:hAnsi="Soberana Sans"/>
@@ -638,16 +631,7 @@
           <w:b/>
           <w:bCs/>
         </w:rPr>
-        <w:t>periodo</w:t>
-      </w:r>
-      <w:proofErr w:type="gramEnd"/>
-      <w:r>
-        <w:rPr>
-          <w:rFonts w:ascii="Soberana Sans" w:hAnsi="Soberana Sans"/>
-          <w:b/>
-          <w:bCs/>
-        </w:rPr>
-        <w:t>}}</w:t>
+        <w:t>periodo}}</w:t>
       </w:r>
       <w:r>
         <w:rPr>
